--- a/docs/Loft-at-708-content-worksheet.docx
+++ b/docs/Loft-at-708-content-worksheet.docx
@@ -1070,7 +1070,7 @@
           <w:sz w:val="22"/>
           <w:szCs w:val="22"/>
         </w:rPr>
-        <w:t xml:space="preserve">The site currently leans on this: rehearsal dinners that walk next door for a round, a kids’ room during receptions, corporate lunches with an activity attached. Is that a real arrangement you have (or want) with the business next door — or should we quiet it down or remove it?</w:t>
+        <w:t xml:space="preserve">The arcade next door is our (separate) business — you run the Loft, we run that, and the site is clear the two book separately. Right now your site uses the neighbor angle as a selling point: rehearsal groups walking over for a round, a kids’ room during receptions, corporate lunches pairing the two. Are you comfortable with your site pointing guests next door like that — want more of it, less of it, or none?</w:t>
       </w:r>
     </w:p>
     <w:p>
